--- a/docs/research/mvp/final/implementation/README.docx
+++ b/docs/research/mvp/final/implementation/README.docx
@@ -669,6 +669,18 @@
               </w:rPr>
               <w:t xml:space="preserve">v04-client/*</w:t>
             </w:r>
+            <w:r>
+              <w:t xml:space="preserve">,</w:t>
+            </w:r>
+            <w:r>
+              <w:t xml:space="preserve"> </w:t>
+            </w:r>
+            <w:r>
+              <w:rPr>
+                <w:rStyle w:val="VerbatimChar"/>
+              </w:rPr>
+              <w:t xml:space="preserve">v04-client/connector.md</w:t>
+            </w:r>
           </w:p>
         </w:tc>
       </w:tr>
@@ -1453,7 +1465,7 @@
         <w:t xml:space="preserve"> </w:t>
       </w:r>
       <w:r>
-        <w:t xml:space="preserve">GAP-6 (DDOS/RBAC/rate-limiting owners), RBAC ownership, GAP-1 precedence rule (adopted in consolidation and backported into</w:t>
+        <w:t xml:space="preserve">GAP-1 (precedence rule backported), GAP-3 (DR RTO/RPO targets/runbooks documented; measurement pending Phase-2 drill), GAP-4 (single</w:t>
       </w:r>
       <w:r>
         <w:t xml:space="preserve"> </w:t>
@@ -1462,25 +1474,25 @@
         <w:rPr>
           <w:rStyle w:val="VerbatimChar"/>
         </w:rPr>
-        <w:t xml:space="preserve">v03-control-plane/svc-policy.md</w:t>
+        <w:t xml:space="preserve">v04-client/connector.md</w:t>
       </w:r>
       <w:r>
         <w:t xml:space="preserve"> </w:t>
       </w:r>
       <w:r>
-        <w:t xml:space="preserve">+</w:t>
-      </w:r>
-      <w:r>
-        <w:t xml:space="preserve"> </w:t>
+        <w:t xml:space="preserve">owning doc), GAP-5 (</w:t>
       </w:r>
       <w:r>
         <w:rPr>
           <w:rStyle w:val="VerbatimChar"/>
         </w:rPr>
-        <w:t xml:space="preserve">v04-client/helix-core-rust.md</w:t>
-      </w:r>
-      <w:r>
-        <w:t xml:space="preserve">). See</w:t>
+        <w:t xml:space="preserve">v08-testing/</w:t>
+      </w:r>
+      <w:r>
+        <w:t xml:space="preserve"> </w:t>
+      </w:r>
+      <w:r>
+        <w:t xml:space="preserve">15 nano-detail docs authored; residual evidence-state</w:t>
       </w:r>
       <w:r>
         <w:t xml:space="preserve"> </w:t>
@@ -1489,7 +1501,22 @@
         <w:rPr>
           <w:rStyle w:val="VerbatimChar"/>
         </w:rPr>
-        <w:t xml:space="preserve">docs/reviews/mvp-final/findings/phase1-docs-gap-analysis.md</w:t>
+        <w:t xml:space="preserve">PENDING</w:t>
+      </w:r>
+      <w:r>
+        <w:t xml:space="preserve"> </w:t>
+      </w:r>
+      <w:r>
+        <w:t xml:space="preserve">is the honest spec-phase state), GAP-6 (DDOS/RBAC/rate-limiting owners), RBAC ownership. The only residual seams are quantitative targets that must be measured once code is built. See</w:t>
+      </w:r>
+      <w:r>
+        <w:t xml:space="preserve"> </w:t>
+      </w:r>
+      <w:r>
+        <w:rPr>
+          <w:rStyle w:val="VerbatimChar"/>
+        </w:rPr>
+        <w:t xml:space="preserve">docs/reviews/mvp-final/signoffs/gap-closure-summary.md</w:t>
       </w:r>
       <w:r>
         <w:t xml:space="preserve">.</w:t>
